--- a/hin/docx/53.content.docx
+++ b/hin/docx/53.content.docx
@@ -28434,7 +28434,7 @@
         <w:rPr>
           <w:lang w:val="hi_IN" w:bidi="hi_IN"/>
         </w:rPr>
-        <w:t xml:space="preserve"> शब्द का प्रयोग हुआ है, जबकि हिंदी अनुवाद में ऐसा नहीं किया गया है। संयोजक वक्तव्य:\n\n पौलुस इस खंड को एक आशीर्वाद के साथ समाप्त करते हैं। अपनी भाषा में ऐसा रूप उपयोग करें जिसे लोग आशीर्वाद के रूप में पहचान सकें। वैकल्पिक अनुवाद: “अब हमारे प्रभु यीशु मसीह स्वयं, और हमारे परमेश्वर पिता” या “हम प्रार्थना करते हैं कि हमारे प्रभु यीशु मसीह स्वयं, और हमारे परमेश्वर पिता”</w:t>
+        <w:t xml:space="preserve"> शब्द का प्रयोग हुआ है, जबकि हिंदी अनुवाद में ऐसा नहीं किया गया है। पौलुस इस खंड को एक आशीर्वाद के साथ समाप्त करते हैं। अपनी भाषा में ऐसा रूप उपयोग करें जिसे लोग आशीर्वाद के रूप में पहचान सकें। वैकल्पिक अनुवाद: “अब हमारे प्रभु यीशु मसीह स्वयं, और हमारे परमेश्वर पिता” या “हम प्रार्थना करते हैं कि हमारे प्रभु यीशु मसीह स्वयं, और हमारे परमेश्वर पिता”</w:t>
       </w:r>
     </w:p>
     <w:p>
@@ -33891,38 +33891,29 @@
       </w:r>
       <w:r>
         <w:rPr>
-          <w:b/>
-          <w:lang w:val="hi_IN" w:bidi="hi_IN"/>
-        </w:rPr>
-        <w:t>""</w:t>
-      </w:r>
-    </w:p>
-    <w:p>
-      <w:pPr/>
-      <w:r>
-        <w:rPr>
-          <w:lang w:val="hi_IN" w:bidi="hi_IN"/>
-        </w:rPr>
-      </w:r>
-      <w:r>
-        <w:rPr>
-          <w:lang w:val="hi_IN" w:bidi="hi_IN"/>
-        </w:rPr>
-        <w:t>सामान्य जानकारी:\n\n पद 6–15 में, पौलुस विश्वासियों को परिश्रम करने और आलस्य से बचने के बारे में कुछ अंतिम निर्देश देते हैं। इस खंड के लिए एक शीर्षक हो सकता है, "विश्वासियों को परिश्रम करना चाहिए।"</w:t>
-      </w:r>
-    </w:p>
-    <w:p>
-      <w:pPr/>
-      <w:r>
-        <w:rPr>
-          <w:lang w:val="hi_IN" w:bidi="hi_IN"/>
-        </w:rPr>
-      </w:r>
-      <w:r>
-        <w:rPr>
-          <w:lang w:val="hi_IN" w:bidi="hi_IN"/>
-        </w:rPr>
-        <w:t>देखें:</w:t>
+          <w:lang w:val="hi_IN" w:bidi="hi_IN"/>
+        </w:rPr>
+        <w:t>पद 6–15 में, पौलुस विश्वासियों को परिश्रम करने और आलस्य से बचने के बारे में कुछ अंतिम निर्देश देते हैं। इस खंड के लिए एक शीर्षक हो सकता है, "विश्वासियों को परिश्रम करना चाहिए।"</w:t>
+      </w:r>
+    </w:p>
+    <w:p>
+      <w:pPr/>
+      <w:r>
+        <w:rPr>
+          <w:lang w:val="hi_IN" w:bidi="hi_IN"/>
+        </w:rPr>
+      </w:r>
+      <w:r>
+        <w:rPr>
+          <w:lang w:val="hi_IN" w:bidi="hi_IN"/>
+        </w:rPr>
+        <w:t xml:space="preserve">देखें: </w:t>
+      </w:r>
+      <w:r>
+        <w:rPr>
+          <w:lang w:val="hi_IN" w:bidi="hi_IN"/>
+        </w:rPr>
+        <w:t>खंड शीर्षक</w:t>
       </w:r>
       <w:r>
         <w:rPr>
